--- a/word/begleitheft.docx
+++ b/word/begleitheft.docx
@@ -651,6 +651,138 @@
           <w:p>
             <w:r>
               <w:t>9.3</w:t>
+            </w:r>
+          </w:p>
+        </w:tc>
+      </w:tr>
+      <w:tr>
+        <w:trPr>
+          <w:trHeight w:val="495"/>
+        </w:trPr>
+        <w:tc>
+          <w:tcPr>
+            <w:tcW w:w="8217" w:type="dxa"/>
+          </w:tcPr>
+          <w:p>
+            <w:r>
+              <w:lastRenderedPageBreak/>
+              <w:t>Theorie hinter Compilerphasen: Semantische Analyse/Codegen</w:t>
+            </w:r>
+          </w:p>
+        </w:tc>
+        <w:tc>
+          <w:tcPr>
+            <w:tcW w:w="1350" w:type="dxa"/>
+          </w:tcPr>
+          <w:p>
+            <w:r>
+              <w:t>11.3</w:t>
+            </w:r>
+          </w:p>
+        </w:tc>
+      </w:tr>
+      <w:tr>
+        <w:trPr>
+          <w:trHeight w:val="495"/>
+        </w:trPr>
+        <w:tc>
+          <w:tcPr>
+            <w:tcW w:w="8217" w:type="dxa"/>
+          </w:tcPr>
+          <w:p>
+            <w:r>
+              <w:t xml:space="preserve">Vorstellung eigener Programmiersprache und Syntax </w:t>
+            </w:r>
+          </w:p>
+        </w:tc>
+        <w:tc>
+          <w:tcPr>
+            <w:tcW w:w="1350" w:type="dxa"/>
+          </w:tcPr>
+          <w:p>
+            <w:r>
+              <w:t>13.3</w:t>
+            </w:r>
+          </w:p>
+        </w:tc>
+      </w:tr>
+      <w:tr>
+        <w:trPr>
+          <w:trHeight w:val="495"/>
+        </w:trPr>
+        <w:tc>
+          <w:tcPr>
+            <w:tcW w:w="8217" w:type="dxa"/>
+          </w:tcPr>
+          <w:p>
+            <w:r>
+              <w:t>Facharbeit:</w:t>
+            </w:r>
+            <w:r>
+              <w:t xml:space="preserve"> Implementierung des Lexers</w:t>
+            </w:r>
+          </w:p>
+        </w:tc>
+        <w:tc>
+          <w:tcPr>
+            <w:tcW w:w="1350" w:type="dxa"/>
+          </w:tcPr>
+          <w:p>
+            <w:r>
+              <w:t>14.3</w:t>
+            </w:r>
+          </w:p>
+        </w:tc>
+      </w:tr>
+      <w:tr>
+        <w:trPr>
+          <w:trHeight w:val="495"/>
+        </w:trPr>
+        <w:tc>
+          <w:tcPr>
+            <w:tcW w:w="8217" w:type="dxa"/>
+          </w:tcPr>
+          <w:p>
+            <w:r>
+              <w:t>Facharbeit:</w:t>
+            </w:r>
+            <w:r>
+              <w:t xml:space="preserve"> Implementierung des Parser</w:t>
+            </w:r>
+          </w:p>
+        </w:tc>
+        <w:tc>
+          <w:tcPr>
+            <w:tcW w:w="1350" w:type="dxa"/>
+          </w:tcPr>
+          <w:p>
+            <w:r>
+              <w:t>15.3</w:t>
+            </w:r>
+          </w:p>
+        </w:tc>
+      </w:tr>
+      <w:tr>
+        <w:trPr>
+          <w:trHeight w:val="495"/>
+        </w:trPr>
+        <w:tc>
+          <w:tcPr>
+            <w:tcW w:w="8217" w:type="dxa"/>
+          </w:tcPr>
+          <w:p>
+            <w:r>
+              <w:t>Facharbeit: Implementierung der Semantischen Analyse</w:t>
+            </w:r>
+          </w:p>
+        </w:tc>
+        <w:tc>
+          <w:tcPr>
+            <w:tcW w:w="1350" w:type="dxa"/>
+          </w:tcPr>
+          <w:p>
+            <w:r>
+              <w:t>16.3</w:t>
             </w:r>
           </w:p>
         </w:tc>
